--- a/docs/legal/servicios/docx/02-contrato-catalogos-digitales.docx
+++ b/docs/legal/servicios/docx/02-contrato-catalogos-digitales.docx
@@ -2915,10 +2915,95 @@
       <w:r>
         <w:rPr>
           <w:rFonts w:ascii="Calibri" w:hAnsi="Calibri"/>
-          <w:b w:val="0"/>
-          <w:i w:val="0"/>
-        </w:rPr>
-        <w:t>Concluida la garantía, el soporte se presta conforme al plan de mantenimiento que EL CLIENTE contrate.</w:t>
+          <w:b/>
+          <w:i w:val="0"/>
+        </w:rPr>
+        <w:t>Soporte post-lanzamiento.</w:t>
+      </w:r>
+      <w:r>
+        <w:rPr>
+          <w:rFonts w:ascii="Calibri" w:hAnsi="Calibri"/>
+          <w:b w:val="0"/>
+          <w:i w:val="0"/>
+        </w:rPr>
+        <w:t xml:space="preserve"> Adicionalmente a la garantía, el plan </w:t>
+      </w:r>
+      <w:r>
+        <w:rPr>
+          <w:rFonts w:ascii="Calibri" w:hAnsi="Calibri"/>
+          <w:b/>
+          <w:i w:val="0"/>
+        </w:rPr>
+        <w:t>Pro</w:t>
+      </w:r>
+      <w:r>
+        <w:rPr>
+          <w:rFonts w:ascii="Calibri" w:hAnsi="Calibri"/>
+          <w:b w:val="0"/>
+          <w:i w:val="0"/>
+        </w:rPr>
+        <w:t xml:space="preserve"> incluye </w:t>
+      </w:r>
+      <w:r>
+        <w:rPr>
+          <w:rFonts w:ascii="Calibri" w:hAnsi="Calibri"/>
+          <w:b/>
+          <w:i w:val="0"/>
+        </w:rPr>
+        <w:t>30 (treinta) días naturales</w:t>
+      </w:r>
+      <w:r>
+        <w:rPr>
+          <w:rFonts w:ascii="Calibri" w:hAnsi="Calibri"/>
+          <w:b w:val="0"/>
+          <w:i w:val="0"/>
+        </w:rPr>
+        <w:t xml:space="preserve"> y el plan </w:t>
+      </w:r>
+      <w:r>
+        <w:rPr>
+          <w:rFonts w:ascii="Calibri" w:hAnsi="Calibri"/>
+          <w:b/>
+          <w:i w:val="0"/>
+        </w:rPr>
+        <w:t>Premium</w:t>
+      </w:r>
+      <w:r>
+        <w:rPr>
+          <w:rFonts w:ascii="Calibri" w:hAnsi="Calibri"/>
+          <w:b w:val="0"/>
+          <w:i w:val="0"/>
+        </w:rPr>
+        <w:t xml:space="preserve"> </w:t>
+      </w:r>
+      <w:r>
+        <w:rPr>
+          <w:rFonts w:ascii="Calibri" w:hAnsi="Calibri"/>
+          <w:b/>
+          <w:i w:val="0"/>
+        </w:rPr>
+        <w:t>90 (noventa) días naturales</w:t>
+      </w:r>
+      <w:r>
+        <w:rPr>
+          <w:rFonts w:ascii="Calibri" w:hAnsi="Calibri"/>
+          <w:b w:val="0"/>
+          <w:i w:val="0"/>
+        </w:rPr>
+        <w:t xml:space="preserve"> de soporte post-lanzamiento, contados desde la publicación, para dudas de uso y ajustes menores. Se presta en horario laboral con respuesta dentro de las 24 horas hábiles siguientes. No comprende alta o modificación masiva de contenido, funcionalidad nueva ni desarrollo.</w:t>
+      </w:r>
+    </w:p>
+    <w:p>
+      <w:pPr>
+        <w:jc w:val="both"/>
+      </w:pPr>
+      <w:r>
+        <w:rPr>
+          <w:rFonts w:ascii="Calibri" w:hAnsi="Calibri"/>
+          <w:b w:val="0"/>
+          <w:i w:val="0"/>
+        </w:rPr>
+        <w:t>Concluidos la garantía y el soporte post-lanzamiento, el soporte se presta conforme al plan de mantenimiento que EL CLIENTE contrate.</w:t>
       </w:r>
     </w:p>
     <w:p>
